--- a/companies/ashcombe-advisory/Engagements/Castaneda, Adams and Davis/Meeting Minutes 2018-10-19 - Castaneda, Adams and Davis.docx
+++ b/companies/ashcombe-advisory/Engagements/Castaneda, Adams and Davis/Meeting Minutes 2018-10-19 - Castaneda, Adams and Davis.docx
@@ -11,11 +11,16 @@
       </w:r>
     </w:p>
     <w:p>
+      <w:r>
+        <w:t>These are the notes from our working session on the Castaneda, Adams and Davis program. We met to take stock at the midpoint and to line up the second half of the work.</w:t>
+      </w:r>
+    </w:p>
+    <w:p>
       <w:pPr>
         <w:pStyle w:val="Heading2"/>
       </w:pPr>
       <w:r>
-        <w:t>Attendees</w:t>
+        <w:t>Present</w:t>
       </w:r>
     </w:p>
     <w:p>
@@ -23,7 +28,7 @@
         <w:pStyle w:val="ListBullet"/>
       </w:pPr>
       <w:r>
-        <w:t>Michael Morris, Partner</w:t>
+        <w:t>Michael Morris, Partner, Ashcombe Advisory Partners</w:t>
       </w:r>
     </w:p>
     <w:p>
@@ -31,7 +36,7 @@
         <w:pStyle w:val="ListBullet"/>
       </w:pPr>
       <w:r>
-        <w:t>Laura Bradley, Senior Associate</w:t>
+        <w:t>Laura Bradley, Senior Associate, Ashcombe Advisory Partners</w:t>
       </w:r>
     </w:p>
     <w:p>
@@ -39,7 +44,7 @@
         <w:pStyle w:val="ListBullet"/>
       </w:pPr>
       <w:r>
-        <w:t>Michelle Black, Communications Analyst</w:t>
+        <w:t>Michelle Black, Communications Analyst, Ashcombe Advisory Partners</w:t>
       </w:r>
     </w:p>
     <w:p>
@@ -55,22 +60,37 @@
         <w:pStyle w:val="Heading2"/>
       </w:pPr>
       <w:r>
-        <w:t>Discussion</w:t>
+        <w:t>What we covered</w:t>
       </w:r>
     </w:p>
     <w:p>
       <w:r>
-        <w:t>The session took stock of the investor relations program at roughly its midpoint and was called to settle the messaging framework and line up the work of the next phase. Michael Morris opened by walking the group through the framework, now largely settled after the last round of internal review. Mike's read was that the core story holds, and that the work from here is to pressure-test it against the harder investor questions rather than to keep reworking the language. He asked that the group treat the framework as closed unless a real problem surfaces, so the effort moves outward rather than circling the same paragraphs.</w:t>
+        <w:t>Michael Morris opened with a look back at the first half. The core narrative is written. It is with the client for comment now. We agreed the story is holding up well, and that the three pillars underneath it are carrying their weight.</w:t>
       </w:r>
     </w:p>
     <w:p>
       <w:r>
-        <w:t>Laura Bradley reviewed the framework claim by claim. Most of the supporting lines are confirmed; two items on the operations side are still open, and Lauren Heath agreed to route the missing figures from the Castaneda, Adams and Davis team by the end of the week. Michelle Black noted where each proof point currently sits and flagged the one claim that cannot yet be sourced, so it is held out of any draft until it can be. The group agreed a claim without a confirmed proof point does not travel, however good it reads, and that the fact file is the single record of what is settled.</w:t>
+        <w:t>We went through the pillars one at a time. Each is meant to stand on a proof point, not on an adjective. Two of them are strong. The third leans a little hard on language and not enough on evidence. Laura Bradley took the note to find a firmer fact to sit it on.</w:t>
       </w:r>
     </w:p>
     <w:p>
       <w:r>
-        <w:t>Discussion then turned to the investor calendar and the risk of drift. Lauren Heath raised the concern that the internal and external language stay in step as leadership begins using the new framing in day-to-day conversation, and asked how the firm would catch small variations before they harden. Michael Morris proposed that the weekly status thread carry any change to a cleared line, so there is one place to look. The group agreed to keep that thread running and to reconvene for a full working session once the first investor-facing materials are drafted. Any interim decision is to be confirmed in writing on the thread so nothing turns on a hallway conversation.</w:t>
+        <w:t>Lauren Heath gave us her read from the client side. Leadership likes the direction. A few lines still need softening for an investor audience, and one claim reads stronger than the company is ready to stand behind in public. She will send those notes back to us marked on the draft, so nothing gets lost in translation.</w:t>
+      </w:r>
+    </w:p>
+    <w:p>
+      <w:r>
+        <w:t>Then we turned to the second half. The plan is to build the working materials off the agreed narrative, one at a time, rather than all at once. Mike asked Laura Bradley to take the first pass at the investor Q&amp;A, since that is where the softening will matter most. I will keep the approvals tracker current, so we always know who owes a sign-off and when a window closes.</w:t>
+      </w:r>
+    </w:p>
+    <w:p>
+      <w:r>
+        <w:t>We talked about the website and the templates as well. Those come later in the plan. But we want the language there to match the narrative once it is locked, so we noted it now and left it parked. Nobody starts on it until the core story is settled.</w:t>
+      </w:r>
+    </w:p>
+    <w:p>
+      <w:r>
+        <w:t>We spent a little time on the announcement calendar. There is nothing urgent in the near term. We agreed to keep testing each new message against the calendar as we go, so a live announcement never catches us with the wrong words ready. Michael Morris reminded us to keep the client close on anything market-facing, and to hear about it early rather than late.</w:t>
       </w:r>
     </w:p>
     <w:p>
@@ -78,7 +98,7 @@
         <w:pStyle w:val="Heading2"/>
       </w:pPr>
       <w:r>
-        <w:t>Action Items</w:t>
+        <w:t>What we agreed to do</w:t>
       </w:r>
     </w:p>
     <w:tbl>
@@ -128,7 +148,7 @@
               <w:rPr>
                 <w:b/>
               </w:rPr>
-              <w:t>Target</w:t>
+              <w:t>By when</w:t>
             </w:r>
           </w:p>
         </w:tc>
@@ -140,7 +160,39 @@
           </w:tcPr>
           <w:p>
             <w:r>
-              <w:t>Finalize the messaging framework and circulate the clean version</w:t>
+              <w:t>Return the marked-up narrative with the investor-audience notes</w:t>
+            </w:r>
+          </w:p>
+        </w:tc>
+        <w:tc>
+          <w:tcPr>
+            <w:tcW w:type="dxa" w:w="2880"/>
+          </w:tcPr>
+          <w:p>
+            <w:r>
+              <w:t>Lauren Heath</w:t>
+            </w:r>
+          </w:p>
+        </w:tc>
+        <w:tc>
+          <w:tcPr>
+            <w:tcW w:type="dxa" w:w="2880"/>
+          </w:tcPr>
+          <w:p>
+            <w:r>
+              <w:t>Before the next review</w:t>
+            </w:r>
+          </w:p>
+        </w:tc>
+      </w:tr>
+      <w:tr>
+        <w:tc>
+          <w:tcPr>
+            <w:tcW w:type="dxa" w:w="2880"/>
+          </w:tcPr>
+          <w:p>
+            <w:r>
+              <w:t>First draft of the investor Q&amp;A off the agreed narrative</w:t>
             </w:r>
           </w:p>
         </w:tc>
@@ -160,7 +212,7 @@
           </w:tcPr>
           <w:p>
             <w:r>
-              <w:t>This week</w:t>
+              <w:t>Ahead of the client call</w:t>
             </w:r>
           </w:p>
         </w:tc>
@@ -172,103 +224,7 @@
           </w:tcPr>
           <w:p>
             <w:r>
-              <w:t>Confirm the two open operations proof points and update the fact file</w:t>
-            </w:r>
-          </w:p>
-        </w:tc>
-        <w:tc>
-          <w:tcPr>
-            <w:tcW w:type="dxa" w:w="2880"/>
-          </w:tcPr>
-          <w:p>
-            <w:r>
-              <w:t>Michelle Black</w:t>
-            </w:r>
-          </w:p>
-        </w:tc>
-        <w:tc>
-          <w:tcPr>
-            <w:tcW w:type="dxa" w:w="2880"/>
-          </w:tcPr>
-          <w:p>
-            <w:r>
-              <w:t>Next week</w:t>
-            </w:r>
-          </w:p>
-        </w:tc>
-      </w:tr>
-      <w:tr>
-        <w:tc>
-          <w:tcPr>
-            <w:tcW w:type="dxa" w:w="2880"/>
-          </w:tcPr>
-          <w:p>
-            <w:r>
-              <w:t>Route the missing operations figures from the client side</w:t>
-            </w:r>
-          </w:p>
-        </w:tc>
-        <w:tc>
-          <w:tcPr>
-            <w:tcW w:type="dxa" w:w="2880"/>
-          </w:tcPr>
-          <w:p>
-            <w:r>
-              <w:t>Lauren Heath</w:t>
-            </w:r>
-          </w:p>
-        </w:tc>
-        <w:tc>
-          <w:tcPr>
-            <w:tcW w:type="dxa" w:w="2880"/>
-          </w:tcPr>
-          <w:p>
-            <w:r>
-              <w:t>End of week</w:t>
-            </w:r>
-          </w:p>
-        </w:tc>
-      </w:tr>
-      <w:tr>
-        <w:tc>
-          <w:tcPr>
-            <w:tcW w:type="dxa" w:w="2880"/>
-          </w:tcPr>
-          <w:p>
-            <w:r>
-              <w:t>Sequence the first investor-facing materials against the frame</w:t>
-            </w:r>
-          </w:p>
-        </w:tc>
-        <w:tc>
-          <w:tcPr>
-            <w:tcW w:type="dxa" w:w="2880"/>
-          </w:tcPr>
-          <w:p>
-            <w:r>
-              <w:t>Michael Morris</w:t>
-            </w:r>
-          </w:p>
-        </w:tc>
-        <w:tc>
-          <w:tcPr>
-            <w:tcW w:type="dxa" w:w="2880"/>
-          </w:tcPr>
-          <w:p>
-            <w:r>
-              <w:t>Next session</w:t>
-            </w:r>
-          </w:p>
-        </w:tc>
-      </w:tr>
-      <w:tr>
-        <w:tc>
-          <w:tcPr>
-            <w:tcW w:type="dxa" w:w="2880"/>
-          </w:tcPr>
-          <w:p>
-            <w:r>
-              <w:t>Log any change to a cleared line on the weekly status thread</w:t>
+              <w:t>Keep the approvals tracker current and flag any stalled sign-off</w:t>
             </w:r>
           </w:p>
         </w:tc>
@@ -293,10 +249,42 @@
           </w:p>
         </w:tc>
       </w:tr>
+      <w:tr>
+        <w:tc>
+          <w:tcPr>
+            <w:tcW w:type="dxa" w:w="2880"/>
+          </w:tcPr>
+          <w:p>
+            <w:r>
+              <w:t>Set the review and confirm the sequence for the second-half materials</w:t>
+            </w:r>
+          </w:p>
+        </w:tc>
+        <w:tc>
+          <w:tcPr>
+            <w:tcW w:type="dxa" w:w="2880"/>
+          </w:tcPr>
+          <w:p>
+            <w:r>
+              <w:t>Michael Morris</w:t>
+            </w:r>
+          </w:p>
+        </w:tc>
+        <w:tc>
+          <w:tcPr>
+            <w:tcW w:type="dxa" w:w="2880"/>
+          </w:tcPr>
+          <w:p>
+            <w:r>
+              <w:t>This week</w:t>
+            </w:r>
+          </w:p>
+        </w:tc>
+      </w:tr>
     </w:tbl>
     <w:p>
       <w:r>
-        <w:t>Minutes prepared by Michelle Black.</w:t>
+        <w:t>Our next step is the review itself. Once Lauren Heath's notes are back on the draft, we lock the narrative and start the Q&amp;A, and I will send the calendar invite as soon as Mike confirms the day.</w:t>
       </w:r>
     </w:p>
     <w:sectPr>
